--- a/DTIPELI.261/TiedostojenSiirto.docx
+++ b/DTIPELI.261/TiedostojenSiirto.docx
@@ -556,7 +556,7 @@
           <w:sz w:val="24"/>
           <w:shd w:fill="FFFFFF" w:val="clear"/>
         </w:rPr>
-        <w:t>Pilvi palvelut:</w:t>
+        <w:t>Pilvipalvelut:</w:t>
       </w:r>
     </w:p>
     <w:p>
@@ -870,6 +870,856 @@
           <w:shd w:fill="FFFFFF" w:val="clear"/>
         </w:rPr>
         <w:t>Ranskalaisinviivoin riittää ja muista käyttää kuvia.</w:t>
+      </w:r>
+    </w:p>
+    <w:p>
+      <w:pPr>
+        <w:pStyle w:val="BodyText"/>
+        <w:widowControl/>
+        <w:shd w:fill="FFFFFF" w:val="clear"/>
+        <w:bidi w:val="0"/>
+        <w:spacing w:lineRule="auto" w:line="360" w:before="0" w:after="0"/>
+        <w:ind w:hanging="0" w:start="0" w:end="0"/>
+        <w:jc w:val="start"/>
+        <w:rPr>
+          <w:rFonts w:ascii="Open Sans;Helvetica;Arial;sans-serif" w:hAnsi="Open Sans;Helvetica;Arial;sans-serif"/>
+          <w:b w:val="false"/>
+          <w:i w:val="false"/>
+          <w:caps w:val="false"/>
+          <w:smallCaps w:val="false"/>
+          <w:color w:val="333333"/>
+          <w:spacing w:val="0"/>
+          <w:sz w:val="24"/>
+          <w:shd w:fill="FFFFFF" w:val="clear"/>
+        </w:rPr>
+      </w:pPr>
+      <w:r>
+        <w:rPr>
+          <w:rFonts w:ascii="Open Sans;Helvetica;Arial;sans-serif" w:hAnsi="Open Sans;Helvetica;Arial;sans-serif"/>
+          <w:b w:val="false"/>
+          <w:i w:val="false"/>
+          <w:caps w:val="false"/>
+          <w:smallCaps w:val="false"/>
+          <w:color w:val="333333"/>
+          <w:spacing w:val="0"/>
+          <w:sz w:val="24"/>
+          <w:shd w:fill="FFFFFF" w:val="clear"/>
+        </w:rPr>
+      </w:r>
+    </w:p>
+    <w:p>
+      <w:pPr>
+        <w:pStyle w:val="BodyText"/>
+        <w:widowControl/>
+        <w:shd w:fill="FFFFFF" w:val="clear"/>
+        <w:bidi w:val="0"/>
+        <w:spacing w:lineRule="auto" w:line="360" w:before="0" w:after="0"/>
+        <w:ind w:hanging="0" w:start="0" w:end="0"/>
+        <w:jc w:val="start"/>
+        <w:rPr>
+          <w:rFonts w:ascii="Open Sans;Helvetica;Arial;sans-serif" w:hAnsi="Open Sans;Helvetica;Arial;sans-serif"/>
+          <w:b/>
+          <w:bCs/>
+          <w:i w:val="false"/>
+          <w:caps w:val="false"/>
+          <w:smallCaps w:val="false"/>
+          <w:color w:val="333333"/>
+          <w:spacing w:val="0"/>
+          <w:sz w:val="24"/>
+          <w:shd w:fill="FFFFFF" w:val="clear"/>
+        </w:rPr>
+      </w:pPr>
+      <w:r>
+        <w:rPr>
+          <w:rFonts w:ascii="Open Sans;Helvetica;Arial;sans-serif" w:hAnsi="Open Sans;Helvetica;Arial;sans-serif"/>
+          <w:b/>
+          <w:bCs/>
+          <w:i w:val="false"/>
+          <w:caps w:val="false"/>
+          <w:smallCaps w:val="false"/>
+          <w:color w:val="333333"/>
+          <w:spacing w:val="0"/>
+          <w:sz w:val="24"/>
+          <w:shd w:fill="FFFFFF" w:val="clear"/>
+        </w:rPr>
+        <w:t>Pilvipalvelut:</w:t>
+      </w:r>
+    </w:p>
+    <w:p>
+      <w:pPr>
+        <w:pStyle w:val="BodyText"/>
+        <w:widowControl/>
+        <w:shd w:fill="FFFFFF" w:val="clear"/>
+        <w:bidi w:val="0"/>
+        <w:spacing w:lineRule="auto" w:line="360" w:before="0" w:after="0"/>
+        <w:ind w:hanging="0" w:start="0" w:end="0"/>
+        <w:jc w:val="start"/>
+        <w:rPr>
+          <w:rFonts w:ascii="Open Sans;Helvetica;Arial;sans-serif" w:hAnsi="Open Sans;Helvetica;Arial;sans-serif"/>
+          <w:b w:val="false"/>
+          <w:bCs w:val="false"/>
+          <w:i w:val="false"/>
+          <w:caps w:val="false"/>
+          <w:smallCaps w:val="false"/>
+          <w:color w:val="333333"/>
+          <w:spacing w:val="0"/>
+          <w:sz w:val="24"/>
+          <w:shd w:fill="FFFFFF" w:val="clear"/>
+        </w:rPr>
+      </w:pPr>
+      <w:r>
+        <w:rPr>
+          <w:rFonts w:ascii="Open Sans;Helvetica;Arial;sans-serif" w:hAnsi="Open Sans;Helvetica;Arial;sans-serif"/>
+          <w:b w:val="false"/>
+          <w:bCs w:val="false"/>
+          <w:i w:val="false"/>
+          <w:caps w:val="false"/>
+          <w:smallCaps w:val="false"/>
+          <w:color w:val="333333"/>
+          <w:spacing w:val="0"/>
+          <w:sz w:val="24"/>
+          <w:shd w:fill="FFFFFF" w:val="clear"/>
+        </w:rPr>
+        <w:t xml:space="preserve">→ </w:t>
+      </w:r>
+      <w:r>
+        <w:rPr>
+          <w:rFonts w:ascii="Open Sans;Helvetica;Arial;sans-serif" w:hAnsi="Open Sans;Helvetica;Arial;sans-serif"/>
+          <w:b w:val="false"/>
+          <w:bCs w:val="false"/>
+          <w:i w:val="false"/>
+          <w:caps w:val="false"/>
+          <w:smallCaps w:val="false"/>
+          <w:color w:val="333333"/>
+          <w:spacing w:val="0"/>
+          <w:sz w:val="24"/>
+          <w:shd w:fill="FFFFFF" w:val="clear"/>
+        </w:rPr>
+        <w:t>Pilvipalvelu auki</w:t>
+      </w:r>
+    </w:p>
+    <w:p>
+      <w:pPr>
+        <w:pStyle w:val="BodyText"/>
+        <w:widowControl/>
+        <w:shd w:fill="FFFFFF" w:val="clear"/>
+        <w:bidi w:val="0"/>
+        <w:spacing w:lineRule="auto" w:line="360" w:before="0" w:after="0"/>
+        <w:ind w:hanging="0" w:start="0" w:end="0"/>
+        <w:jc w:val="start"/>
+        <w:rPr>
+          <w:rFonts w:ascii="Open Sans;Helvetica;Arial;sans-serif" w:hAnsi="Open Sans;Helvetica;Arial;sans-serif"/>
+          <w:b w:val="false"/>
+          <w:bCs w:val="false"/>
+          <w:i w:val="false"/>
+          <w:caps w:val="false"/>
+          <w:smallCaps w:val="false"/>
+          <w:color w:val="333333"/>
+          <w:spacing w:val="0"/>
+          <w:sz w:val="24"/>
+          <w:shd w:fill="FFFFFF" w:val="clear"/>
+        </w:rPr>
+      </w:pPr>
+      <w:r>
+        <w:rPr>
+          <w:rFonts w:ascii="Open Sans;Helvetica;Arial;sans-serif" w:hAnsi="Open Sans;Helvetica;Arial;sans-serif"/>
+          <w:b w:val="false"/>
+          <w:bCs w:val="false"/>
+          <w:i w:val="false"/>
+          <w:caps w:val="false"/>
+          <w:smallCaps w:val="false"/>
+          <w:color w:val="333333"/>
+          <w:spacing w:val="0"/>
+          <w:sz w:val="24"/>
+          <w:shd w:fill="FFFFFF" w:val="clear"/>
+        </w:rPr>
+        <w:t xml:space="preserve">→ </w:t>
+      </w:r>
+      <w:r>
+        <w:rPr>
+          <w:rFonts w:ascii="Open Sans;Helvetica;Arial;sans-serif" w:hAnsi="Open Sans;Helvetica;Arial;sans-serif"/>
+          <w:b w:val="false"/>
+          <w:bCs w:val="false"/>
+          <w:i w:val="false"/>
+          <w:caps w:val="false"/>
+          <w:smallCaps w:val="false"/>
+          <w:color w:val="333333"/>
+          <w:spacing w:val="0"/>
+          <w:sz w:val="24"/>
+          <w:shd w:fill="FFFFFF" w:val="clear"/>
+        </w:rPr>
+        <w:t>Kopioi tiedoston pilveen</w:t>
+      </w:r>
+    </w:p>
+    <w:p>
+      <w:pPr>
+        <w:pStyle w:val="BodyText"/>
+        <w:widowControl/>
+        <w:shd w:fill="FFFFFF" w:val="clear"/>
+        <w:bidi w:val="0"/>
+        <w:spacing w:lineRule="auto" w:line="360" w:before="0" w:after="0"/>
+        <w:ind w:hanging="0" w:start="0" w:end="0"/>
+        <w:jc w:val="start"/>
+        <w:rPr>
+          <w:rFonts w:ascii="Open Sans;Helvetica;Arial;sans-serif" w:hAnsi="Open Sans;Helvetica;Arial;sans-serif"/>
+          <w:b w:val="false"/>
+          <w:bCs w:val="false"/>
+          <w:i w:val="false"/>
+          <w:caps w:val="false"/>
+          <w:smallCaps w:val="false"/>
+          <w:color w:val="333333"/>
+          <w:spacing w:val="0"/>
+          <w:sz w:val="24"/>
+          <w:shd w:fill="FFFFFF" w:val="clear"/>
+        </w:rPr>
+      </w:pPr>
+      <w:r>
+        <w:rPr>
+          <w:rFonts w:ascii="Open Sans;Helvetica;Arial;sans-serif" w:hAnsi="Open Sans;Helvetica;Arial;sans-serif"/>
+          <w:b w:val="false"/>
+          <w:bCs w:val="false"/>
+          <w:i w:val="false"/>
+          <w:caps w:val="false"/>
+          <w:smallCaps w:val="false"/>
+          <w:color w:val="333333"/>
+          <w:spacing w:val="0"/>
+          <w:sz w:val="24"/>
+          <w:shd w:fill="FFFFFF" w:val="clear"/>
+        </w:rPr>
+        <w:t xml:space="preserve">→ </w:t>
+      </w:r>
+      <w:r>
+        <w:rPr>
+          <w:rFonts w:ascii="Open Sans;Helvetica;Arial;sans-serif" w:hAnsi="Open Sans;Helvetica;Arial;sans-serif"/>
+          <w:b w:val="false"/>
+          <w:bCs w:val="false"/>
+          <w:i w:val="false"/>
+          <w:caps w:val="false"/>
+          <w:smallCaps w:val="false"/>
+          <w:color w:val="333333"/>
+          <w:spacing w:val="0"/>
+          <w:sz w:val="24"/>
+          <w:shd w:fill="FFFFFF" w:val="clear"/>
+        </w:rPr>
+        <w:t>Toisella koneella sama mutta kirjautuu pilveen ja nappaa tiedoston toiselle koneelle</w:t>
+      </w:r>
+    </w:p>
+    <w:p>
+      <w:pPr>
+        <w:pStyle w:val="BodyText"/>
+        <w:widowControl/>
+        <w:shd w:fill="FFFFFF" w:val="clear"/>
+        <w:bidi w:val="0"/>
+        <w:spacing w:lineRule="auto" w:line="360" w:before="0" w:after="0"/>
+        <w:ind w:hanging="0" w:start="0" w:end="0"/>
+        <w:jc w:val="start"/>
+        <w:rPr>
+          <w:rFonts w:ascii="Open Sans;Helvetica;Arial;sans-serif" w:hAnsi="Open Sans;Helvetica;Arial;sans-serif"/>
+          <w:b w:val="false"/>
+          <w:bCs w:val="false"/>
+          <w:i w:val="false"/>
+          <w:caps w:val="false"/>
+          <w:smallCaps w:val="false"/>
+          <w:color w:val="333333"/>
+          <w:spacing w:val="0"/>
+          <w:sz w:val="24"/>
+          <w:shd w:fill="FFFFFF" w:val="clear"/>
+        </w:rPr>
+      </w:pPr>
+      <w:r>
+        <w:rPr>
+          <w:rFonts w:ascii="Open Sans;Helvetica;Arial;sans-serif" w:hAnsi="Open Sans;Helvetica;Arial;sans-serif"/>
+          <w:b w:val="false"/>
+          <w:bCs w:val="false"/>
+          <w:i w:val="false"/>
+          <w:caps w:val="false"/>
+          <w:smallCaps w:val="false"/>
+          <w:color w:val="333333"/>
+          <w:spacing w:val="0"/>
+          <w:sz w:val="24"/>
+          <w:shd w:fill="FFFFFF" w:val="clear"/>
+        </w:rPr>
+      </w:r>
+    </w:p>
+    <w:p>
+      <w:pPr>
+        <w:pStyle w:val="BodyText"/>
+        <w:widowControl/>
+        <w:shd w:fill="FFFFFF" w:val="clear"/>
+        <w:bidi w:val="0"/>
+        <w:spacing w:lineRule="auto" w:line="360" w:before="0" w:after="0"/>
+        <w:ind w:hanging="0" w:start="0" w:end="0"/>
+        <w:jc w:val="start"/>
+        <w:rPr>
+          <w:rFonts w:ascii="Open Sans;Helvetica;Arial;sans-serif" w:hAnsi="Open Sans;Helvetica;Arial;sans-serif"/>
+          <w:b/>
+          <w:bCs/>
+          <w:i w:val="false"/>
+          <w:caps w:val="false"/>
+          <w:smallCaps w:val="false"/>
+          <w:color w:val="333333"/>
+          <w:spacing w:val="0"/>
+          <w:sz w:val="24"/>
+          <w:shd w:fill="FFFFFF" w:val="clear"/>
+        </w:rPr>
+      </w:pPr>
+      <w:r>
+        <w:rPr>
+          <w:rFonts w:ascii="Open Sans;Helvetica;Arial;sans-serif" w:hAnsi="Open Sans;Helvetica;Arial;sans-serif"/>
+          <w:b/>
+          <w:bCs/>
+          <w:i w:val="false"/>
+          <w:caps w:val="false"/>
+          <w:smallCaps w:val="false"/>
+          <w:color w:val="333333"/>
+          <w:spacing w:val="0"/>
+          <w:sz w:val="24"/>
+          <w:shd w:fill="FFFFFF" w:val="clear"/>
+        </w:rPr>
+        <w:t>Git:in käyttö:</w:t>
+      </w:r>
+    </w:p>
+    <w:p>
+      <w:pPr>
+        <w:pStyle w:val="BodyText"/>
+        <w:widowControl/>
+        <w:shd w:fill="FFFFFF" w:val="clear"/>
+        <w:bidi w:val="0"/>
+        <w:spacing w:lineRule="auto" w:line="360" w:before="0" w:after="0"/>
+        <w:ind w:hanging="0" w:start="0" w:end="0"/>
+        <w:jc w:val="start"/>
+        <w:rPr>
+          <w:rFonts w:ascii="Open Sans;Helvetica;Arial;sans-serif" w:hAnsi="Open Sans;Helvetica;Arial;sans-serif"/>
+          <w:b w:val="false"/>
+          <w:bCs w:val="false"/>
+          <w:i w:val="false"/>
+          <w:caps w:val="false"/>
+          <w:smallCaps w:val="false"/>
+          <w:color w:val="333333"/>
+          <w:spacing w:val="0"/>
+          <w:sz w:val="24"/>
+          <w:shd w:fill="FFFFFF" w:val="clear"/>
+        </w:rPr>
+      </w:pPr>
+      <w:r>
+        <w:rPr>
+          <w:rFonts w:ascii="Open Sans;Helvetica;Arial;sans-serif" w:hAnsi="Open Sans;Helvetica;Arial;sans-serif"/>
+          <w:b w:val="false"/>
+          <w:bCs w:val="false"/>
+          <w:i w:val="false"/>
+          <w:caps w:val="false"/>
+          <w:smallCaps w:val="false"/>
+          <w:color w:val="333333"/>
+          <w:spacing w:val="0"/>
+          <w:sz w:val="24"/>
+          <w:shd w:fill="FFFFFF" w:val="clear"/>
+        </w:rPr>
+        <w:t xml:space="preserve">→ </w:t>
+      </w:r>
+      <w:r>
+        <w:rPr>
+          <w:rFonts w:ascii="Open Sans;Helvetica;Arial;sans-serif" w:hAnsi="Open Sans;Helvetica;Arial;sans-serif"/>
+          <w:b w:val="false"/>
+          <w:bCs w:val="false"/>
+          <w:i w:val="false"/>
+          <w:caps w:val="false"/>
+          <w:smallCaps w:val="false"/>
+          <w:color w:val="333333"/>
+          <w:spacing w:val="0"/>
+          <w:sz w:val="24"/>
+          <w:shd w:fill="FFFFFF" w:val="clear"/>
+        </w:rPr>
+        <w:t>Luo git repon (Perus git komennot repoa varten)</w:t>
+      </w:r>
+    </w:p>
+    <w:p>
+      <w:pPr>
+        <w:pStyle w:val="BodyText"/>
+        <w:widowControl/>
+        <w:shd w:fill="FFFFFF" w:val="clear"/>
+        <w:bidi w:val="0"/>
+        <w:spacing w:lineRule="auto" w:line="360" w:before="0" w:after="0"/>
+        <w:ind w:hanging="0" w:start="0" w:end="0"/>
+        <w:jc w:val="start"/>
+        <w:rPr>
+          <w:rFonts w:ascii="Open Sans;Helvetica;Arial;sans-serif" w:hAnsi="Open Sans;Helvetica;Arial;sans-serif"/>
+          <w:b w:val="false"/>
+          <w:bCs w:val="false"/>
+          <w:i w:val="false"/>
+          <w:caps w:val="false"/>
+          <w:smallCaps w:val="false"/>
+          <w:color w:val="333333"/>
+          <w:spacing w:val="0"/>
+          <w:sz w:val="24"/>
+          <w:shd w:fill="FFFFFF" w:val="clear"/>
+        </w:rPr>
+      </w:pPr>
+      <w:r>
+        <w:rPr>
+          <w:rFonts w:ascii="Open Sans;Helvetica;Arial;sans-serif" w:hAnsi="Open Sans;Helvetica;Arial;sans-serif"/>
+          <w:b w:val="false"/>
+          <w:bCs w:val="false"/>
+          <w:i w:val="false"/>
+          <w:caps w:val="false"/>
+          <w:smallCaps w:val="false"/>
+          <w:color w:val="333333"/>
+          <w:spacing w:val="0"/>
+          <w:sz w:val="24"/>
+          <w:shd w:fill="FFFFFF" w:val="clear"/>
+        </w:rPr>
+        <w:t xml:space="preserve">→ </w:t>
+      </w:r>
+      <w:r>
+        <w:rPr>
+          <w:rFonts w:ascii="Open Sans;Helvetica;Arial;sans-serif" w:hAnsi="Open Sans;Helvetica;Arial;sans-serif"/>
+          <w:b w:val="false"/>
+          <w:bCs w:val="false"/>
+          <w:i w:val="false"/>
+          <w:caps w:val="false"/>
+          <w:smallCaps w:val="false"/>
+          <w:color w:val="333333"/>
+          <w:spacing w:val="0"/>
+          <w:sz w:val="24"/>
+          <w:shd w:fill="FFFFFF" w:val="clear"/>
+        </w:rPr>
+        <w:t>git add . (lisää tiedostot)</w:t>
+      </w:r>
+    </w:p>
+    <w:p>
+      <w:pPr>
+        <w:pStyle w:val="BodyText"/>
+        <w:widowControl/>
+        <w:shd w:fill="FFFFFF" w:val="clear"/>
+        <w:bidi w:val="0"/>
+        <w:spacing w:lineRule="auto" w:line="360" w:before="0" w:after="0"/>
+        <w:ind w:hanging="0" w:start="0" w:end="0"/>
+        <w:jc w:val="start"/>
+        <w:rPr>
+          <w:rFonts w:ascii="Open Sans;Helvetica;Arial;sans-serif" w:hAnsi="Open Sans;Helvetica;Arial;sans-serif"/>
+          <w:b w:val="false"/>
+          <w:bCs w:val="false"/>
+          <w:i w:val="false"/>
+          <w:caps w:val="false"/>
+          <w:smallCaps w:val="false"/>
+          <w:color w:val="333333"/>
+          <w:spacing w:val="0"/>
+          <w:sz w:val="24"/>
+          <w:shd w:fill="FFFFFF" w:val="clear"/>
+        </w:rPr>
+      </w:pPr>
+      <w:r>
+        <w:rPr>
+          <w:rFonts w:ascii="Open Sans;Helvetica;Arial;sans-serif" w:hAnsi="Open Sans;Helvetica;Arial;sans-serif"/>
+          <w:b w:val="false"/>
+          <w:bCs w:val="false"/>
+          <w:i w:val="false"/>
+          <w:caps w:val="false"/>
+          <w:smallCaps w:val="false"/>
+          <w:color w:val="333333"/>
+          <w:spacing w:val="0"/>
+          <w:sz w:val="24"/>
+          <w:shd w:fill="FFFFFF" w:val="clear"/>
+        </w:rPr>
+        <w:t xml:space="preserve">→ </w:t>
+      </w:r>
+      <w:r>
+        <w:rPr>
+          <w:rFonts w:ascii="Open Sans;Helvetica;Arial;sans-serif" w:hAnsi="Open Sans;Helvetica;Arial;sans-serif"/>
+          <w:b w:val="false"/>
+          <w:bCs w:val="false"/>
+          <w:i w:val="false"/>
+          <w:caps w:val="false"/>
+          <w:smallCaps w:val="false"/>
+          <w:color w:val="333333"/>
+          <w:spacing w:val="0"/>
+          <w:sz w:val="24"/>
+          <w:shd w:fill="FFFFFF" w:val="clear"/>
+        </w:rPr>
+        <w:t>git commit -m ”Kommentti” (Kommentointi)</w:t>
+      </w:r>
+    </w:p>
+    <w:p>
+      <w:pPr>
+        <w:pStyle w:val="BodyText"/>
+        <w:widowControl/>
+        <w:shd w:fill="FFFFFF" w:val="clear"/>
+        <w:bidi w:val="0"/>
+        <w:spacing w:lineRule="auto" w:line="360" w:before="0" w:after="0"/>
+        <w:ind w:hanging="0" w:start="0" w:end="0"/>
+        <w:jc w:val="start"/>
+        <w:rPr>
+          <w:rFonts w:ascii="Open Sans;Helvetica;Arial;sans-serif" w:hAnsi="Open Sans;Helvetica;Arial;sans-serif"/>
+          <w:b w:val="false"/>
+          <w:bCs w:val="false"/>
+          <w:i w:val="false"/>
+          <w:caps w:val="false"/>
+          <w:smallCaps w:val="false"/>
+          <w:color w:val="333333"/>
+          <w:spacing w:val="0"/>
+          <w:sz w:val="24"/>
+          <w:shd w:fill="FFFFFF" w:val="clear"/>
+        </w:rPr>
+      </w:pPr>
+      <w:r>
+        <w:rPr>
+          <w:rFonts w:ascii="Open Sans;Helvetica;Arial;sans-serif" w:hAnsi="Open Sans;Helvetica;Arial;sans-serif"/>
+          <w:b w:val="false"/>
+          <w:bCs w:val="false"/>
+          <w:i w:val="false"/>
+          <w:caps w:val="false"/>
+          <w:smallCaps w:val="false"/>
+          <w:color w:val="333333"/>
+          <w:spacing w:val="0"/>
+          <w:sz w:val="24"/>
+          <w:shd w:fill="FFFFFF" w:val="clear"/>
+        </w:rPr>
+        <w:t xml:space="preserve">→ </w:t>
+      </w:r>
+      <w:r>
+        <w:rPr>
+          <w:rFonts w:ascii="Open Sans;Helvetica;Arial;sans-serif" w:hAnsi="Open Sans;Helvetica;Arial;sans-serif"/>
+          <w:b w:val="false"/>
+          <w:bCs w:val="false"/>
+          <w:i w:val="false"/>
+          <w:caps w:val="false"/>
+          <w:smallCaps w:val="false"/>
+          <w:color w:val="333333"/>
+          <w:spacing w:val="0"/>
+          <w:sz w:val="24"/>
+          <w:shd w:fill="FFFFFF" w:val="clear"/>
+        </w:rPr>
+        <w:t>git push (työntäminen repoon)</w:t>
+      </w:r>
+    </w:p>
+    <w:p>
+      <w:pPr>
+        <w:pStyle w:val="BodyText"/>
+        <w:widowControl/>
+        <w:shd w:fill="FFFFFF" w:val="clear"/>
+        <w:bidi w:val="0"/>
+        <w:spacing w:lineRule="auto" w:line="360" w:before="0" w:after="0"/>
+        <w:ind w:hanging="0" w:start="0" w:end="0"/>
+        <w:jc w:val="start"/>
+        <w:rPr>
+          <w:rFonts w:ascii="Open Sans;Helvetica;Arial;sans-serif" w:hAnsi="Open Sans;Helvetica;Arial;sans-serif"/>
+          <w:b w:val="false"/>
+          <w:bCs w:val="false"/>
+          <w:i w:val="false"/>
+          <w:caps w:val="false"/>
+          <w:smallCaps w:val="false"/>
+          <w:color w:val="333333"/>
+          <w:spacing w:val="0"/>
+          <w:sz w:val="24"/>
+          <w:shd w:fill="FFFFFF" w:val="clear"/>
+        </w:rPr>
+      </w:pPr>
+      <w:r>
+        <w:rPr>
+          <w:rFonts w:ascii="Open Sans;Helvetica;Arial;sans-serif" w:hAnsi="Open Sans;Helvetica;Arial;sans-serif"/>
+          <w:b w:val="false"/>
+          <w:bCs w:val="false"/>
+          <w:i w:val="false"/>
+          <w:caps w:val="false"/>
+          <w:smallCaps w:val="false"/>
+          <w:color w:val="333333"/>
+          <w:spacing w:val="0"/>
+          <w:sz w:val="24"/>
+          <w:shd w:fill="FFFFFF" w:val="clear"/>
+        </w:rPr>
+        <w:drawing>
+          <wp:anchor behindDoc="0" distT="0" distB="0" distL="0" distR="0" simplePos="0" locked="0" layoutInCell="0" allowOverlap="1" relativeHeight="2">
+            <wp:simplePos x="0" y="0"/>
+            <wp:positionH relativeFrom="column">
+              <wp:posOffset>0</wp:posOffset>
+            </wp:positionH>
+            <wp:positionV relativeFrom="paragraph">
+              <wp:posOffset>-6350</wp:posOffset>
+            </wp:positionV>
+            <wp:extent cx="6120130" cy="5004435"/>
+            <wp:effectExtent l="0" t="0" r="0" b="0"/>
+            <wp:wrapSquare wrapText="largest"/>
+            <wp:docPr id="1" name="Kuva1"/>
+            <wp:cNvGraphicFramePr>
+              <a:graphicFrameLocks xmlns:a="http://schemas.openxmlformats.org/drawingml/2006/main" noChangeAspect="1"/>
+            </wp:cNvGraphicFramePr>
+            <a:graphic xmlns:a="http://schemas.openxmlformats.org/drawingml/2006/main">
+              <a:graphicData uri="http://schemas.openxmlformats.org/drawingml/2006/picture">
+                <pic:pic xmlns:pic="http://schemas.openxmlformats.org/drawingml/2006/picture">
+                  <pic:nvPicPr>
+                    <pic:cNvPr id="1" name="Kuva1"/>
+                    <pic:cNvPicPr>
+                      <a:picLocks noChangeAspect="1" noChangeArrowheads="1"/>
+                    </pic:cNvPicPr>
+                  </pic:nvPicPr>
+                  <pic:blipFill>
+                    <a:blip r:embed="rId2"/>
+                    <a:stretch>
+                      <a:fillRect/>
+                    </a:stretch>
+                  </pic:blipFill>
+                  <pic:spPr bwMode="auto">
+                    <a:xfrm>
+                      <a:off x="0" y="0"/>
+                      <a:ext cx="6120130" cy="5004435"/>
+                    </a:xfrm>
+                    <a:prstGeom prst="rect">
+                      <a:avLst/>
+                    </a:prstGeom>
+                    <a:noFill/>
+                  </pic:spPr>
+                </pic:pic>
+              </a:graphicData>
+            </a:graphic>
+          </wp:anchor>
+        </w:drawing>
+      </w:r>
+    </w:p>
+    <w:p>
+      <w:pPr>
+        <w:pStyle w:val="BodyText"/>
+        <w:widowControl/>
+        <w:shd w:fill="FFFFFF" w:val="clear"/>
+        <w:bidi w:val="0"/>
+        <w:spacing w:lineRule="auto" w:line="360" w:before="0" w:after="0"/>
+        <w:ind w:hanging="0" w:start="0" w:end="0"/>
+        <w:jc w:val="start"/>
+        <w:rPr>
+          <w:rFonts w:ascii="Open Sans;Helvetica;Arial;sans-serif" w:hAnsi="Open Sans;Helvetica;Arial;sans-serif"/>
+          <w:b w:val="false"/>
+          <w:bCs w:val="false"/>
+          <w:i w:val="false"/>
+          <w:caps w:val="false"/>
+          <w:smallCaps w:val="false"/>
+          <w:color w:val="333333"/>
+          <w:spacing w:val="0"/>
+          <w:sz w:val="24"/>
+          <w:shd w:fill="FFFFFF" w:val="clear"/>
+        </w:rPr>
+      </w:pPr>
+      <w:r>
+        <w:rPr>
+          <w:rFonts w:ascii="Open Sans;Helvetica;Arial;sans-serif" w:hAnsi="Open Sans;Helvetica;Arial;sans-serif"/>
+          <w:b w:val="false"/>
+          <w:bCs w:val="false"/>
+          <w:i w:val="false"/>
+          <w:caps w:val="false"/>
+          <w:smallCaps w:val="false"/>
+          <w:color w:val="333333"/>
+          <w:spacing w:val="0"/>
+          <w:sz w:val="24"/>
+          <w:shd w:fill="FFFFFF" w:val="clear"/>
+        </w:rPr>
+      </w:r>
+    </w:p>
+    <w:p>
+      <w:pPr>
+        <w:pStyle w:val="BodyText"/>
+        <w:widowControl/>
+        <w:shd w:fill="FFFFFF" w:val="clear"/>
+        <w:bidi w:val="0"/>
+        <w:spacing w:lineRule="auto" w:line="360" w:before="0" w:after="0"/>
+        <w:ind w:hanging="0" w:start="0" w:end="0"/>
+        <w:jc w:val="start"/>
+        <w:rPr>
+          <w:rFonts w:ascii="Open Sans;Helvetica;Arial;sans-serif" w:hAnsi="Open Sans;Helvetica;Arial;sans-serif"/>
+          <w:b w:val="false"/>
+          <w:bCs w:val="false"/>
+          <w:i w:val="false"/>
+          <w:caps w:val="false"/>
+          <w:smallCaps w:val="false"/>
+          <w:color w:val="333333"/>
+          <w:spacing w:val="0"/>
+          <w:sz w:val="24"/>
+          <w:shd w:fill="FFFFFF" w:val="clear"/>
+        </w:rPr>
+      </w:pPr>
+      <w:r>
+        <w:rPr>
+          <w:rFonts w:ascii="Open Sans;Helvetica;Arial;sans-serif" w:hAnsi="Open Sans;Helvetica;Arial;sans-serif"/>
+          <w:b w:val="false"/>
+          <w:bCs w:val="false"/>
+          <w:i w:val="false"/>
+          <w:caps w:val="false"/>
+          <w:smallCaps w:val="false"/>
+          <w:color w:val="333333"/>
+          <w:spacing w:val="0"/>
+          <w:sz w:val="24"/>
+          <w:shd w:fill="FFFFFF" w:val="clear"/>
+        </w:rPr>
+      </w:r>
+    </w:p>
+    <w:p>
+      <w:pPr>
+        <w:pStyle w:val="BodyText"/>
+        <w:widowControl/>
+        <w:shd w:fill="FFFFFF" w:val="clear"/>
+        <w:bidi w:val="0"/>
+        <w:spacing w:lineRule="auto" w:line="360" w:before="0" w:after="0"/>
+        <w:ind w:hanging="0" w:start="0" w:end="0"/>
+        <w:jc w:val="start"/>
+        <w:rPr>
+          <w:rFonts w:ascii="Open Sans;Helvetica;Arial;sans-serif" w:hAnsi="Open Sans;Helvetica;Arial;sans-serif"/>
+          <w:b w:val="false"/>
+          <w:bCs w:val="false"/>
+          <w:i w:val="false"/>
+          <w:caps w:val="false"/>
+          <w:smallCaps w:val="false"/>
+          <w:color w:val="333333"/>
+          <w:spacing w:val="0"/>
+          <w:sz w:val="24"/>
+          <w:shd w:fill="FFFFFF" w:val="clear"/>
+        </w:rPr>
+      </w:pPr>
+      <w:r>
+        <w:rPr>
+          <w:rFonts w:ascii="Open Sans;Helvetica;Arial;sans-serif" w:hAnsi="Open Sans;Helvetica;Arial;sans-serif"/>
+          <w:b w:val="false"/>
+          <w:bCs w:val="false"/>
+          <w:i w:val="false"/>
+          <w:caps w:val="false"/>
+          <w:smallCaps w:val="false"/>
+          <w:color w:val="333333"/>
+          <w:spacing w:val="0"/>
+          <w:sz w:val="24"/>
+          <w:shd w:fill="FFFFFF" w:val="clear"/>
+        </w:rPr>
+        <w:t>Vastaan otto toiselle koneelle:</w:t>
+      </w:r>
+    </w:p>
+    <w:p>
+      <w:pPr>
+        <w:pStyle w:val="BodyText"/>
+        <w:widowControl/>
+        <w:shd w:fill="FFFFFF" w:val="clear"/>
+        <w:bidi w:val="0"/>
+        <w:spacing w:lineRule="auto" w:line="360" w:before="0" w:after="0"/>
+        <w:ind w:hanging="0" w:start="0" w:end="0"/>
+        <w:jc w:val="start"/>
+        <w:rPr>
+          <w:rFonts w:ascii="Open Sans;Helvetica;Arial;sans-serif" w:hAnsi="Open Sans;Helvetica;Arial;sans-serif"/>
+          <w:b w:val="false"/>
+          <w:bCs w:val="false"/>
+          <w:i w:val="false"/>
+          <w:caps w:val="false"/>
+          <w:smallCaps w:val="false"/>
+          <w:color w:val="333333"/>
+          <w:spacing w:val="0"/>
+          <w:sz w:val="24"/>
+          <w:shd w:fill="FFFFFF" w:val="clear"/>
+        </w:rPr>
+      </w:pPr>
+      <w:r>
+        <w:rPr>
+          <w:rFonts w:ascii="Open Sans;Helvetica;Arial;sans-serif" w:hAnsi="Open Sans;Helvetica;Arial;sans-serif"/>
+          <w:b w:val="false"/>
+          <w:bCs w:val="false"/>
+          <w:i w:val="false"/>
+          <w:caps w:val="false"/>
+          <w:smallCaps w:val="false"/>
+          <w:color w:val="333333"/>
+          <w:spacing w:val="0"/>
+          <w:sz w:val="24"/>
+          <w:shd w:fill="FFFFFF" w:val="clear"/>
+        </w:rPr>
+        <w:t xml:space="preserve">→ </w:t>
+      </w:r>
+      <w:r>
+        <w:rPr>
+          <w:rFonts w:ascii="Open Sans;Helvetica;Arial;sans-serif" w:hAnsi="Open Sans;Helvetica;Arial;sans-serif"/>
+          <w:b w:val="false"/>
+          <w:bCs w:val="false"/>
+          <w:i w:val="false"/>
+          <w:caps w:val="false"/>
+          <w:smallCaps w:val="false"/>
+          <w:color w:val="333333"/>
+          <w:spacing w:val="0"/>
+          <w:sz w:val="24"/>
+          <w:shd w:fill="FFFFFF" w:val="clear"/>
+        </w:rPr>
+        <w:t>git clone ”repo osote” (ja repon data on toisella koneella)</w:t>
+      </w:r>
+    </w:p>
+    <w:p>
+      <w:pPr>
+        <w:pStyle w:val="BodyText"/>
+        <w:widowControl/>
+        <w:shd w:fill="FFFFFF" w:val="clear"/>
+        <w:bidi w:val="0"/>
+        <w:spacing w:lineRule="auto" w:line="360" w:before="0" w:after="0"/>
+        <w:ind w:hanging="0" w:start="0" w:end="0"/>
+        <w:jc w:val="start"/>
+        <w:rPr>
+          <w:rFonts w:ascii="Open Sans;Helvetica;Arial;sans-serif" w:hAnsi="Open Sans;Helvetica;Arial;sans-serif"/>
+          <w:b w:val="false"/>
+          <w:bCs w:val="false"/>
+          <w:i w:val="false"/>
+          <w:caps w:val="false"/>
+          <w:smallCaps w:val="false"/>
+          <w:color w:val="333333"/>
+          <w:spacing w:val="0"/>
+          <w:sz w:val="24"/>
+          <w:shd w:fill="FFFFFF" w:val="clear"/>
+        </w:rPr>
+      </w:pPr>
+      <w:r>
+        <w:rPr>
+          <w:rFonts w:ascii="Open Sans;Helvetica;Arial;sans-serif" w:hAnsi="Open Sans;Helvetica;Arial;sans-serif"/>
+          <w:b w:val="false"/>
+          <w:bCs w:val="false"/>
+          <w:i w:val="false"/>
+          <w:caps w:val="false"/>
+          <w:smallCaps w:val="false"/>
+          <w:color w:val="333333"/>
+          <w:spacing w:val="0"/>
+          <w:sz w:val="24"/>
+          <w:shd w:fill="FFFFFF" w:val="clear"/>
+        </w:rPr>
+        <w:drawing>
+          <wp:anchor behindDoc="0" distT="0" distB="0" distL="0" distR="0" simplePos="0" locked="0" layoutInCell="0" allowOverlap="1" relativeHeight="3">
+            <wp:simplePos x="0" y="0"/>
+            <wp:positionH relativeFrom="column">
+              <wp:align>center</wp:align>
+            </wp:positionH>
+            <wp:positionV relativeFrom="paragraph">
+              <wp:posOffset>635</wp:posOffset>
+            </wp:positionV>
+            <wp:extent cx="6120130" cy="1784350"/>
+            <wp:effectExtent l="0" t="0" r="0" b="0"/>
+            <wp:wrapSquare wrapText="largest"/>
+            <wp:docPr id="2" name="Kuva2"/>
+            <wp:cNvGraphicFramePr>
+              <a:graphicFrameLocks xmlns:a="http://schemas.openxmlformats.org/drawingml/2006/main" noChangeAspect="1"/>
+            </wp:cNvGraphicFramePr>
+            <a:graphic xmlns:a="http://schemas.openxmlformats.org/drawingml/2006/main">
+              <a:graphicData uri="http://schemas.openxmlformats.org/drawingml/2006/picture">
+                <pic:pic xmlns:pic="http://schemas.openxmlformats.org/drawingml/2006/picture">
+                  <pic:nvPicPr>
+                    <pic:cNvPr id="2" name="Kuva2"/>
+                    <pic:cNvPicPr>
+                      <a:picLocks noChangeAspect="1" noChangeArrowheads="1"/>
+                    </pic:cNvPicPr>
+                  </pic:nvPicPr>
+                  <pic:blipFill>
+                    <a:blip r:embed="rId3"/>
+                    <a:stretch>
+                      <a:fillRect/>
+                    </a:stretch>
+                  </pic:blipFill>
+                  <pic:spPr bwMode="auto">
+                    <a:xfrm>
+                      <a:off x="0" y="0"/>
+                      <a:ext cx="6120130" cy="1784350"/>
+                    </a:xfrm>
+                    <a:prstGeom prst="rect">
+                      <a:avLst/>
+                    </a:prstGeom>
+                    <a:noFill/>
+                  </pic:spPr>
+                </pic:pic>
+              </a:graphicData>
+            </a:graphic>
+          </wp:anchor>
+        </w:drawing>
       </w:r>
     </w:p>
     <w:p>
